--- a/פקודות.docx
+++ b/פקודות.docx
@@ -76,13 +76,8 @@
       <w:pPr>
         <w:ind w:firstLine="720"/>
       </w:pPr>
-      <w:proofErr w:type="spellStart"/>
-      <w:r>
-        <w:t>Npm</w:t>
-      </w:r>
-      <w:proofErr w:type="spellEnd"/>
-      <w:r>
-        <w:t xml:space="preserve"> run dev</w:t>
+      <w:r>
+        <w:t>Npm run dev</w:t>
       </w:r>
     </w:p>
     <w:p>
@@ -138,13 +133,8 @@
           <w:rtl/>
         </w:rPr>
       </w:pPr>
-      <w:proofErr w:type="spellStart"/>
-      <w:r>
-        <w:t>venv</w:t>
-      </w:r>
-      <w:proofErr w:type="spellEnd"/>
-      <w:r>
-        <w:t>\Scripts\activate</w:t>
+      <w:r>
+        <w:t>venv\Scripts\activate</w:t>
       </w:r>
     </w:p>
     <w:p>
@@ -155,13 +145,8 @@
         </w:rPr>
       </w:pPr>
       <w:r>
-        <w:t xml:space="preserve">python manage.py </w:t>
-      </w:r>
-      <w:proofErr w:type="spellStart"/>
-      <w:r>
-        <w:t>runserver</w:t>
-      </w:r>
-      <w:proofErr w:type="spellEnd"/>
+        <w:t>python manage.py runserver</w:t>
+      </w:r>
     </w:p>
     <w:p>
       <w:pPr>
@@ -176,25 +161,14 @@
           <w:rtl/>
         </w:rPr>
       </w:pPr>
-      <w:proofErr w:type="spellStart"/>
-      <w:r>
-        <w:rPr>
-          <w:rFonts w:hint="cs"/>
-          <w:b/>
-          <w:bCs/>
-          <w:rtl/>
-        </w:rPr>
-        <w:t>ווצאפ</w:t>
-      </w:r>
-      <w:proofErr w:type="spellEnd"/>
-      <w:r>
-        <w:rPr>
-          <w:rFonts w:hint="cs"/>
-          <w:b/>
-          <w:bCs/>
-          <w:rtl/>
-        </w:rPr>
-        <w:t xml:space="preserve"> (</w:t>
+      <w:r>
+        <w:rPr>
+          <w:rFonts w:hint="cs"/>
+          <w:b/>
+          <w:bCs/>
+          <w:rtl/>
+        </w:rPr>
+        <w:t>ווצאפ (</w:t>
       </w:r>
       <w:r>
         <w:rPr>
@@ -220,13 +194,8 @@
           <w:rtl/>
         </w:rPr>
       </w:pPr>
-      <w:proofErr w:type="spellStart"/>
-      <w:r>
-        <w:t>Npm</w:t>
-      </w:r>
-      <w:proofErr w:type="spellEnd"/>
-      <w:r>
-        <w:t xml:space="preserve"> run dev</w:t>
+      <w:r>
+        <w:t>Npm run dev</w:t>
       </w:r>
     </w:p>
     <w:p>
@@ -242,7 +211,6 @@
           <w:rtl/>
         </w:rPr>
       </w:pPr>
-      <w:proofErr w:type="spellStart"/>
       <w:r>
         <w:rPr>
           <w:rFonts w:hint="cs"/>
@@ -252,7 +220,6 @@
         </w:rPr>
         <w:t>גרוק</w:t>
       </w:r>
-      <w:proofErr w:type="spellEnd"/>
       <w:r>
         <w:rPr>
           <w:rFonts w:hint="cs"/>
@@ -295,13 +262,8 @@
           <w:rtl/>
         </w:rPr>
       </w:pPr>
-      <w:proofErr w:type="spellStart"/>
-      <w:r>
-        <w:t>ngrok</w:t>
-      </w:r>
-      <w:proofErr w:type="spellEnd"/>
-      <w:r>
-        <w:t xml:space="preserve"> http 3994</w:t>
+      <w:r>
+        <w:t>ngrok http 3994</w:t>
       </w:r>
     </w:p>
     <w:p>
@@ -427,7 +389,6 @@
           <w:rtl/>
         </w:rPr>
       </w:pPr>
-      <w:proofErr w:type="spellStart"/>
       <w:r>
         <w:rPr>
           <w:rFonts w:hint="cs"/>
@@ -442,7 +403,6 @@
         </w:rPr>
         <w:t>דיבי</w:t>
       </w:r>
-      <w:proofErr w:type="spellEnd"/>
       <w:r>
         <w:rPr>
           <w:rFonts w:hint="cs"/>
@@ -462,9 +422,82 @@
       </w:hyperlink>
     </w:p>
     <w:p>
+      <w:pPr>
+        <w:rPr>
+          <w:rtl/>
+        </w:rPr>
+      </w:pPr>
       <w:r>
         <w:t>Ruah9153</w:t>
       </w:r>
+    </w:p>
+    <w:p>
+      <w:pPr>
+        <w:rPr>
+          <w:rtl/>
+        </w:rPr>
+      </w:pPr>
+    </w:p>
+    <w:p>
+      <w:pPr>
+        <w:rPr>
+          <w:rtl/>
+        </w:rPr>
+      </w:pPr>
+      <w:r>
+        <w:t>Clerk</w:t>
+      </w:r>
+      <w:r>
+        <w:rPr>
+          <w:rFonts w:hint="cs"/>
+          <w:rtl/>
+        </w:rPr>
+        <w:t>:</w:t>
+      </w:r>
+    </w:p>
+    <w:p>
+      <w:hyperlink r:id="rId6" w:history="1">
+        <w:r>
+          <w:rPr>
+            <w:rStyle w:val="Hyperlink"/>
+          </w:rPr>
+          <w:t>ruahmidbar.rnd@gmail.com</w:t>
+        </w:r>
+      </w:hyperlink>
+    </w:p>
+    <w:p>
+      <w:r>
+        <w:t>Ruahmidbar</w:t>
+      </w:r>
+    </w:p>
+    <w:p>
+      <w:pPr>
+        <w:rPr>
+          <w:rtl/>
+        </w:rPr>
+      </w:pPr>
+      <w:r>
+        <w:t>12345</w:t>
+      </w:r>
+    </w:p>
+    <w:p>
+      <w:r>
+        <w:rPr>
+          <w:rFonts w:hint="cs"/>
+          <w:rtl/>
+        </w:rPr>
+        <w:t xml:space="preserve">סיסמא של מדריכים: </w:t>
+      </w:r>
+      <w:r>
+        <w:t>ruah1234!</w:t>
+      </w:r>
+    </w:p>
+    <w:p>
+      <w:pPr>
+        <w:rPr>
+          <w:rFonts w:hint="cs"/>
+        </w:rPr>
+      </w:pPr>
     </w:p>
     <w:sectPr>
       <w:pgSz w:w="11906" w:h="16838"/>
@@ -1178,7 +1211,6 @@
   <w:style w:type="character" w:default="1" w:styleId="a0">
     <w:name w:val="Default Paragraph Font"/>
     <w:uiPriority w:val="1"/>
-    <w:semiHidden/>
     <w:unhideWhenUsed/>
   </w:style>
   <w:style w:type="table" w:default="1" w:styleId="a1">

--- a/פקודות.docx
+++ b/פקודות.docx
@@ -489,16 +489,10 @@
         <w:t xml:space="preserve">סיסמא של מדריכים: </w:t>
       </w:r>
       <w:r>
-        <w:t>ruah1234!</w:t>
-      </w:r>
-    </w:p>
-    <w:p>
-      <w:pPr>
-        <w:rPr>
-          <w:rFonts w:hint="cs"/>
-        </w:rPr>
-      </w:pPr>
-    </w:p>
+        <w:t>ruahmidbar</w:t>
+      </w:r>
+    </w:p>
+    <w:p/>
     <w:sectPr>
       <w:pgSz w:w="11906" w:h="16838"/>
       <w:pgMar w:top="1440" w:right="1800" w:bottom="1440" w:left="1800" w:header="708" w:footer="708" w:gutter="0"/>
@@ -1211,6 +1205,7 @@
   <w:style w:type="character" w:default="1" w:styleId="a0">
     <w:name w:val="Default Paragraph Font"/>
     <w:uiPriority w:val="1"/>
+    <w:semiHidden/>
     <w:unhideWhenUsed/>
   </w:style>
   <w:style w:type="table" w:default="1" w:styleId="a1">

--- a/פקודות.docx
+++ b/פקודות.docx
@@ -76,8 +76,13 @@
       <w:pPr>
         <w:ind w:firstLine="720"/>
       </w:pPr>
-      <w:r>
-        <w:t>Npm run dev</w:t>
+      <w:proofErr w:type="spellStart"/>
+      <w:r>
+        <w:t>Npm</w:t>
+      </w:r>
+      <w:proofErr w:type="spellEnd"/>
+      <w:r>
+        <w:t xml:space="preserve"> run dev</w:t>
       </w:r>
     </w:p>
     <w:p>
@@ -133,8 +138,13 @@
           <w:rtl/>
         </w:rPr>
       </w:pPr>
-      <w:r>
-        <w:t>venv\Scripts\activate</w:t>
+      <w:proofErr w:type="spellStart"/>
+      <w:r>
+        <w:t>venv</w:t>
+      </w:r>
+      <w:proofErr w:type="spellEnd"/>
+      <w:r>
+        <w:t>\Scripts\activate</w:t>
       </w:r>
     </w:p>
     <w:p>
@@ -145,8 +155,13 @@
         </w:rPr>
       </w:pPr>
       <w:r>
-        <w:t>python manage.py runserver</w:t>
-      </w:r>
+        <w:t xml:space="preserve">python manage.py </w:t>
+      </w:r>
+      <w:proofErr w:type="spellStart"/>
+      <w:r>
+        <w:t>runserver</w:t>
+      </w:r>
+      <w:proofErr w:type="spellEnd"/>
     </w:p>
     <w:p>
       <w:pPr>
@@ -161,6 +176,7 @@
           <w:rtl/>
         </w:rPr>
       </w:pPr>
+      <w:proofErr w:type="spellStart"/>
       <w:r>
         <w:rPr>
           <w:rFonts w:hint="cs"/>
@@ -168,7 +184,17 @@
           <w:bCs/>
           <w:rtl/>
         </w:rPr>
-        <w:t>ווצאפ (</w:t>
+        <w:t>ווצאפ</w:t>
+      </w:r>
+      <w:proofErr w:type="spellEnd"/>
+      <w:r>
+        <w:rPr>
+          <w:rFonts w:hint="cs"/>
+          <w:b/>
+          <w:bCs/>
+          <w:rtl/>
+        </w:rPr>
+        <w:t xml:space="preserve"> (</w:t>
       </w:r>
       <w:r>
         <w:rPr>
@@ -194,8 +220,13 @@
           <w:rtl/>
         </w:rPr>
       </w:pPr>
-      <w:r>
-        <w:t>Npm run dev</w:t>
+      <w:proofErr w:type="spellStart"/>
+      <w:r>
+        <w:t>Npm</w:t>
+      </w:r>
+      <w:proofErr w:type="spellEnd"/>
+      <w:r>
+        <w:t xml:space="preserve"> run dev</w:t>
       </w:r>
     </w:p>
     <w:p>
@@ -211,6 +242,7 @@
           <w:rtl/>
         </w:rPr>
       </w:pPr>
+      <w:proofErr w:type="spellStart"/>
       <w:r>
         <w:rPr>
           <w:rFonts w:hint="cs"/>
@@ -220,6 +252,7 @@
         </w:rPr>
         <w:t>גרוק</w:t>
       </w:r>
+      <w:proofErr w:type="spellEnd"/>
       <w:r>
         <w:rPr>
           <w:rFonts w:hint="cs"/>
@@ -262,8 +295,13 @@
           <w:rtl/>
         </w:rPr>
       </w:pPr>
-      <w:r>
-        <w:t>ngrok http 3994</w:t>
+      <w:proofErr w:type="spellStart"/>
+      <w:r>
+        <w:t>ngrok</w:t>
+      </w:r>
+      <w:proofErr w:type="spellEnd"/>
+      <w:r>
+        <w:t xml:space="preserve"> http 3994</w:t>
       </w:r>
     </w:p>
     <w:p>
@@ -389,6 +427,7 @@
           <w:rtl/>
         </w:rPr>
       </w:pPr>
+      <w:proofErr w:type="spellStart"/>
       <w:r>
         <w:rPr>
           <w:rFonts w:hint="cs"/>
@@ -403,6 +442,7 @@
         </w:rPr>
         <w:t>דיבי</w:t>
       </w:r>
+      <w:proofErr w:type="spellEnd"/>
       <w:r>
         <w:rPr>
           <w:rFonts w:hint="cs"/>
@@ -466,9 +506,11 @@
       </w:hyperlink>
     </w:p>
     <w:p>
+      <w:proofErr w:type="spellStart"/>
       <w:r>
         <w:t>Ruahmidbar</w:t>
       </w:r>
+      <w:proofErr w:type="spellEnd"/>
     </w:p>
     <w:p>
       <w:pPr>
@@ -481,6 +523,11 @@
       </w:r>
     </w:p>
     <w:p>
+      <w:pPr>
+        <w:rPr>
+          <w:rtl/>
+        </w:rPr>
+      </w:pPr>
       <w:r>
         <w:rPr>
           <w:rFonts w:hint="cs"/>
@@ -488,10 +535,62 @@
         </w:rPr>
         <w:t xml:space="preserve">סיסמא של מדריכים: </w:t>
       </w:r>
+      <w:proofErr w:type="spellStart"/>
       <w:r>
         <w:t>ruahmidbar</w:t>
       </w:r>
-    </w:p>
+      <w:proofErr w:type="spellEnd"/>
+    </w:p>
+    <w:p>
+      <w:pPr>
+        <w:rPr>
+          <w:rtl/>
+        </w:rPr>
+      </w:pPr>
+    </w:p>
+    <w:p>
+      <w:r>
+        <w:rPr>
+          <w:rtl/>
+        </w:rPr>
+        <w:t xml:space="preserve">דואל לעוזר הוראה לשיווק לבתי ספר </w:t>
+      </w:r>
+      <w:proofErr w:type="spellStart"/>
+      <w:r>
+        <w:rPr>
+          <w:rtl/>
+        </w:rPr>
+        <w:t>לקלרק</w:t>
+      </w:r>
+      <w:proofErr w:type="spellEnd"/>
+      <w:r>
+        <w:rPr>
+          <w:rtl/>
+        </w:rPr>
+        <w:t>:</w:t>
+      </w:r>
+    </w:p>
+    <w:p>
+      <w:pPr>
+        <w:rPr>
+          <w:rtl/>
+        </w:rPr>
+      </w:pPr>
+      <w:hyperlink r:id="rId7" w:history="1">
+        <w:r>
+          <w:rPr>
+            <w:rStyle w:val="Hyperlink"/>
+          </w:rPr>
+          <w:t>assistant.ruahmmidbar@gmail.com</w:t>
+        </w:r>
+      </w:hyperlink>
+    </w:p>
+    <w:p>
+      <w:r>
+        <w:t>Ruah123456</w:t>
+      </w:r>
+    </w:p>
+    <w:p/>
     <w:p/>
     <w:sectPr>
       <w:pgSz w:w="11906" w:h="16838"/>
@@ -1205,7 +1304,6 @@
   <w:style w:type="character" w:default="1" w:styleId="a0">
     <w:name w:val="Default Paragraph Font"/>
     <w:uiPriority w:val="1"/>
-    <w:semiHidden/>
     <w:unhideWhenUsed/>
   </w:style>
   <w:style w:type="table" w:default="1" w:styleId="a1">
